--- a/Upstage_Research_Paper_Architecture.md.docx
+++ b/Upstage_Research_Paper_Architecture.md.docx
@@ -41,13 +41,13 @@
           <w:bCs w:val="1"/>
           <w:rtl w:val="0"/>
         </w:rPr>
-        <w:t xml:space="preserve">Discipline:</w:t>
-      </w:r>
-      <w:r>
-        <w:rPr>
-          <w:rtl w:val="0"/>
-        </w:rPr>
-        <w:t xml:space="preserve"> Computational Literary Studies (CLS), Digital Humanities (DH), Natural Language Processing (NLP)</w:t>
+        <w:t xml:space="preserve">Designation:</w:t>
+      </w:r>
+      <w:r>
+        <w:rPr>
+          <w:rtl w:val="0"/>
+        </w:rPr>
+        <w:t xml:space="preserve"> Assistant Professor</w:t>
         <w:br w:type="textWrapping"/>
       </w:r>
       <w:r>
@@ -56,40 +56,13 @@
           <w:bCs w:val="1"/>
           <w:rtl w:val="0"/>
         </w:rPr>
-        <w:t xml:space="preserve">Target Venues:</w:t>
-      </w:r>
-      <w:r>
-        <w:rPr>
-          <w:rtl w:val="0"/>
-        </w:rPr>
-        <w:t xml:space="preserve"> </w:t>
-      </w:r>
-      <w:r>
-        <w:rPr>
-          <w:i w:val="1"/>
-          <w:iCs w:val="1"/>
-          <w:rtl w:val="0"/>
-        </w:rPr>
-        <w:t xml:space="preserve">Journal of Computational Literary Studies (JCLS)</w:t>
-      </w:r>
-      <w:r>
-        <w:rPr>
-          <w:rtl w:val="0"/>
-        </w:rPr>
-        <w:t xml:space="preserve">, </w:t>
-      </w:r>
-      <w:r>
-        <w:rPr>
-          <w:i w:val="1"/>
-          <w:iCs w:val="1"/>
-          <w:rtl w:val="0"/>
-        </w:rPr>
-        <w:t xml:space="preserve">Digital Scholarship in the Humanities (DSH)</w:t>
-      </w:r>
-      <w:r>
-        <w:rPr>
-          <w:rtl w:val="0"/>
-        </w:rPr>
+        <w:t xml:space="preserve">Institution:</w:t>
+      </w:r>
+      <w:r>
+        <w:rPr>
+          <w:rtl w:val="0"/>
+        </w:rPr>
+        <w:t xml:space="preserve"> Department of English, Govt SPMR College of Commerce Jammu, J&amp;K, India</w:t>
         <w:br w:type="textWrapping"/>
       </w:r>
       <w:r>
@@ -98,28 +71,13 @@
           <w:bCs w:val="1"/>
           <w:rtl w:val="0"/>
         </w:rPr>
-        <w:t xml:space="preserve">Repository:</w:t>
-      </w:r>
-      <w:r>
-        <w:rPr>
-          <w:rtl w:val="0"/>
-        </w:rPr>
-        <w:t xml:space="preserve"> </w:t>
-      </w:r>
-      <w:hyperlink r:id="rId6">
-        <w:r>
-          <w:rPr>
-            <w:color w:val="1155cc"/>
-            <w:u w:val="single"/>
-            <w:rtl w:val="0"/>
-          </w:rPr>
-          <w:t xml:space="preserve">https://github.com/djshaji/characters</w:t>
-        </w:r>
-      </w:hyperlink>
-      <w:r>
-        <w:rPr>
-          <w:rtl w:val="0"/>
-        </w:rPr>
+        <w:t xml:space="preserve">Email:</w:t>
+      </w:r>
+      <w:r>
+        <w:rPr>
+          <w:rtl w:val="0"/>
+        </w:rPr>
+        <w:t xml:space="preserve"> quotablecode@gmail.com</w:t>
       </w:r>
     </w:p>
     <w:p>

--- a/Upstage_Research_Paper_Architecture.md.docx
+++ b/Upstage_Research_Paper_Architecture.md.docx
@@ -77,7 +77,37 @@
         <w:rPr>
           <w:rtl w:val="0"/>
         </w:rPr>
-        <w:t xml:space="preserve"> quotablecode@gmail.com</w:t>
+        <w:t xml:space="preserve"> research@shaji.in</w:t>
+        <w:br w:type="textWrapping"/>
+      </w:r>
+      <w:r>
+        <w:rPr>
+          <w:b w:val="1"/>
+          <w:bCs w:val="1"/>
+          <w:rtl w:val="0"/>
+        </w:rPr>
+        <w:t xml:space="preserve">Website:</w:t>
+      </w:r>
+      <w:r>
+        <w:rPr>
+          <w:rtl w:val="0"/>
+        </w:rPr>
+        <w:t xml:space="preserve"> </w:t>
+      </w:r>
+      <w:hyperlink r:id="rId6">
+        <w:r>
+          <w:rPr>
+            <w:color w:val="1155cc"/>
+            <w:u w:val="single"/>
+            <w:rtl w:val="0"/>
+          </w:rPr>
+          <w:t xml:space="preserve">https://shaji.in/research</w:t>
+        </w:r>
+      </w:hyperlink>
+      <w:r>
+        <w:rPr>
+          <w:rtl w:val="0"/>
+        </w:rPr>
       </w:r>
     </w:p>
     <w:p>
